--- a/Lab_12/Отчет.docx
+++ b/Lab_12/Отчет.docx
@@ -38,6 +38,678 @@
         <w:t>Выполнил Магомедов М.Р.</w:t>
       </w:r>
     </w:p>
+    <w:p>
+      <w:r>
+        <w:rPr>
+          <w:lang w:val="en-US"/>
+        </w:rPr>
+        <w:drawing>
+          <wp:anchor distT="0" distB="0" distL="114300" distR="114300" simplePos="0" relativeHeight="251658240" behindDoc="0" locked="0" layoutInCell="1" allowOverlap="1" wp14:anchorId="0B36B749" wp14:editId="2A4B4F69">
+            <wp:simplePos x="0" y="0"/>
+            <wp:positionH relativeFrom="column">
+              <wp:posOffset>-989917</wp:posOffset>
+            </wp:positionH>
+            <wp:positionV relativeFrom="paragraph">
+              <wp:posOffset>187684</wp:posOffset>
+            </wp:positionV>
+            <wp:extent cx="7313367" cy="4113603"/>
+            <wp:effectExtent l="0" t="0" r="1905" b="1270"/>
+            <wp:wrapSquare wrapText="bothSides"/>
+            <wp:docPr id="2" name="Рисунок 2"/>
+            <wp:cNvGraphicFramePr>
+              <a:graphicFrameLocks xmlns:a="http://schemas.openxmlformats.org/drawingml/2006/main" noChangeAspect="1"/>
+            </wp:cNvGraphicFramePr>
+            <a:graphic xmlns:a="http://schemas.openxmlformats.org/drawingml/2006/main">
+              <a:graphicData uri="http://schemas.openxmlformats.org/drawingml/2006/picture">
+                <pic:pic xmlns:pic="http://schemas.openxmlformats.org/drawingml/2006/picture">
+                  <pic:nvPicPr>
+                    <pic:cNvPr id="1" name=""/>
+                    <pic:cNvPicPr/>
+                  </pic:nvPicPr>
+                  <pic:blipFill>
+                    <a:blip r:embed="rId6" cstate="print">
+                      <a:extLst>
+                        <a:ext uri="{28A0092B-C50C-407E-A947-70E740481C1C}">
+                          <a14:useLocalDpi xmlns:a14="http://schemas.microsoft.com/office/drawing/2010/main" val="0"/>
+                        </a:ext>
+                      </a:extLst>
+                    </a:blip>
+                    <a:stretch>
+                      <a:fillRect/>
+                    </a:stretch>
+                  </pic:blipFill>
+                  <pic:spPr>
+                    <a:xfrm>
+                      <a:off x="0" y="0"/>
+                      <a:ext cx="7313367" cy="4113603"/>
+                    </a:xfrm>
+                    <a:prstGeom prst="rect">
+                      <a:avLst/>
+                    </a:prstGeom>
+                  </pic:spPr>
+                </pic:pic>
+              </a:graphicData>
+            </a:graphic>
+            <wp14:sizeRelH relativeFrom="page">
+              <wp14:pctWidth>0</wp14:pctWidth>
+            </wp14:sizeRelH>
+            <wp14:sizeRelV relativeFrom="page">
+              <wp14:pctHeight>0</wp14:pctHeight>
+            </wp14:sizeRelV>
+          </wp:anchor>
+        </w:drawing>
+      </w:r>
+      <w:r>
+        <w:t>Часть 1 Шаг 1</w:t>
+      </w:r>
+    </w:p>
+    <w:p>
+      <w:r>
+        <w:drawing>
+          <wp:anchor distT="0" distB="0" distL="114300" distR="114300" simplePos="0" relativeHeight="251659264" behindDoc="0" locked="0" layoutInCell="1" allowOverlap="1" wp14:anchorId="6719F098" wp14:editId="6F3B57D4">
+            <wp:simplePos x="0" y="0"/>
+            <wp:positionH relativeFrom="column">
+              <wp:posOffset>-890905</wp:posOffset>
+            </wp:positionH>
+            <wp:positionV relativeFrom="paragraph">
+              <wp:posOffset>4297045</wp:posOffset>
+            </wp:positionV>
+            <wp:extent cx="7150100" cy="4021455"/>
+            <wp:effectExtent l="0" t="0" r="0" b="0"/>
+            <wp:wrapSquare wrapText="bothSides"/>
+            <wp:docPr id="1" name="Рисунок 1"/>
+            <wp:cNvGraphicFramePr>
+              <a:graphicFrameLocks xmlns:a="http://schemas.openxmlformats.org/drawingml/2006/main" noChangeAspect="1"/>
+            </wp:cNvGraphicFramePr>
+            <a:graphic xmlns:a="http://schemas.openxmlformats.org/drawingml/2006/main">
+              <a:graphicData uri="http://schemas.openxmlformats.org/drawingml/2006/picture">
+                <pic:pic xmlns:pic="http://schemas.openxmlformats.org/drawingml/2006/picture">
+                  <pic:nvPicPr>
+                    <pic:cNvPr id="1" name=""/>
+                    <pic:cNvPicPr/>
+                  </pic:nvPicPr>
+                  <pic:blipFill>
+                    <a:blip r:embed="rId7" cstate="print">
+                      <a:extLst>
+                        <a:ext uri="{28A0092B-C50C-407E-A947-70E740481C1C}">
+                          <a14:useLocalDpi xmlns:a14="http://schemas.microsoft.com/office/drawing/2010/main" val="0"/>
+                        </a:ext>
+                      </a:extLst>
+                    </a:blip>
+                    <a:stretch>
+                      <a:fillRect/>
+                    </a:stretch>
+                  </pic:blipFill>
+                  <pic:spPr>
+                    <a:xfrm>
+                      <a:off x="0" y="0"/>
+                      <a:ext cx="7150100" cy="4021455"/>
+                    </a:xfrm>
+                    <a:prstGeom prst="rect">
+                      <a:avLst/>
+                    </a:prstGeom>
+                  </pic:spPr>
+                </pic:pic>
+              </a:graphicData>
+            </a:graphic>
+            <wp14:sizeRelH relativeFrom="page">
+              <wp14:pctWidth>0</wp14:pctWidth>
+            </wp14:sizeRelH>
+            <wp14:sizeRelV relativeFrom="page">
+              <wp14:pctHeight>0</wp14:pctHeight>
+            </wp14:sizeRelV>
+          </wp:anchor>
+        </w:drawing>
+      </w:r>
+      <w:r>
+        <w:t xml:space="preserve">Шаг 2 </w:t>
+      </w:r>
+    </w:p>
+    <w:p>
+      <w:r>
+        <w:lastRenderedPageBreak/>
+        <w:drawing>
+          <wp:anchor distT="0" distB="0" distL="114300" distR="114300" simplePos="0" relativeHeight="251660288" behindDoc="0" locked="0" layoutInCell="1" allowOverlap="1" wp14:anchorId="3C7DF138" wp14:editId="039CA019">
+            <wp:simplePos x="0" y="0"/>
+            <wp:positionH relativeFrom="column">
+              <wp:posOffset>-1080135</wp:posOffset>
+            </wp:positionH>
+            <wp:positionV relativeFrom="paragraph">
+              <wp:posOffset>288925</wp:posOffset>
+            </wp:positionV>
+            <wp:extent cx="7526655" cy="4233545"/>
+            <wp:effectExtent l="0" t="0" r="0" b="0"/>
+            <wp:wrapSquare wrapText="bothSides"/>
+            <wp:docPr id="3" name="Рисунок 3"/>
+            <wp:cNvGraphicFramePr>
+              <a:graphicFrameLocks xmlns:a="http://schemas.openxmlformats.org/drawingml/2006/main" noChangeAspect="1"/>
+            </wp:cNvGraphicFramePr>
+            <a:graphic xmlns:a="http://schemas.openxmlformats.org/drawingml/2006/main">
+              <a:graphicData uri="http://schemas.openxmlformats.org/drawingml/2006/picture">
+                <pic:pic xmlns:pic="http://schemas.openxmlformats.org/drawingml/2006/picture">
+                  <pic:nvPicPr>
+                    <pic:cNvPr id="1" name=""/>
+                    <pic:cNvPicPr/>
+                  </pic:nvPicPr>
+                  <pic:blipFill>
+                    <a:blip r:embed="rId8" cstate="print">
+                      <a:extLst>
+                        <a:ext uri="{28A0092B-C50C-407E-A947-70E740481C1C}">
+                          <a14:useLocalDpi xmlns:a14="http://schemas.microsoft.com/office/drawing/2010/main" val="0"/>
+                        </a:ext>
+                      </a:extLst>
+                    </a:blip>
+                    <a:stretch>
+                      <a:fillRect/>
+                    </a:stretch>
+                  </pic:blipFill>
+                  <pic:spPr>
+                    <a:xfrm>
+                      <a:off x="0" y="0"/>
+                      <a:ext cx="7526655" cy="4233545"/>
+                    </a:xfrm>
+                    <a:prstGeom prst="rect">
+                      <a:avLst/>
+                    </a:prstGeom>
+                  </pic:spPr>
+                </pic:pic>
+              </a:graphicData>
+            </a:graphic>
+            <wp14:sizeRelH relativeFrom="page">
+              <wp14:pctWidth>0</wp14:pctWidth>
+            </wp14:sizeRelH>
+            <wp14:sizeRelV relativeFrom="page">
+              <wp14:pctHeight>0</wp14:pctHeight>
+            </wp14:sizeRelV>
+          </wp:anchor>
+        </w:drawing>
+      </w:r>
+      <w:r>
+        <w:rPr>
+          <w:lang w:val="en-US"/>
+        </w:rPr>
+        <w:drawing>
+          <wp:anchor distT="0" distB="0" distL="114300" distR="114300" simplePos="0" relativeHeight="251661312" behindDoc="0" locked="0" layoutInCell="1" allowOverlap="1" wp14:anchorId="2FA7A188" wp14:editId="15D7CC18">
+            <wp:simplePos x="0" y="0"/>
+            <wp:positionH relativeFrom="column">
+              <wp:posOffset>-1080692</wp:posOffset>
+            </wp:positionH>
+            <wp:positionV relativeFrom="paragraph">
+              <wp:posOffset>4498890</wp:posOffset>
+            </wp:positionV>
+            <wp:extent cx="7576179" cy="4261449"/>
+            <wp:effectExtent l="0" t="0" r="6350" b="6350"/>
+            <wp:wrapSquare wrapText="bothSides"/>
+            <wp:docPr id="4" name="Рисунок 4"/>
+            <wp:cNvGraphicFramePr>
+              <a:graphicFrameLocks xmlns:a="http://schemas.openxmlformats.org/drawingml/2006/main" noChangeAspect="1"/>
+            </wp:cNvGraphicFramePr>
+            <a:graphic xmlns:a="http://schemas.openxmlformats.org/drawingml/2006/main">
+              <a:graphicData uri="http://schemas.openxmlformats.org/drawingml/2006/picture">
+                <pic:pic xmlns:pic="http://schemas.openxmlformats.org/drawingml/2006/picture">
+                  <pic:nvPicPr>
+                    <pic:cNvPr id="1" name=""/>
+                    <pic:cNvPicPr/>
+                  </pic:nvPicPr>
+                  <pic:blipFill>
+                    <a:blip r:embed="rId9" cstate="print">
+                      <a:extLst>
+                        <a:ext uri="{28A0092B-C50C-407E-A947-70E740481C1C}">
+                          <a14:useLocalDpi xmlns:a14="http://schemas.microsoft.com/office/drawing/2010/main" val="0"/>
+                        </a:ext>
+                      </a:extLst>
+                    </a:blip>
+                    <a:stretch>
+                      <a:fillRect/>
+                    </a:stretch>
+                  </pic:blipFill>
+                  <pic:spPr>
+                    <a:xfrm>
+                      <a:off x="0" y="0"/>
+                      <a:ext cx="7595487" cy="4272310"/>
+                    </a:xfrm>
+                    <a:prstGeom prst="rect">
+                      <a:avLst/>
+                    </a:prstGeom>
+                  </pic:spPr>
+                </pic:pic>
+              </a:graphicData>
+            </a:graphic>
+            <wp14:sizeRelH relativeFrom="page">
+              <wp14:pctWidth>0</wp14:pctWidth>
+            </wp14:sizeRelH>
+            <wp14:sizeRelV relativeFrom="page">
+              <wp14:pctHeight>0</wp14:pctHeight>
+            </wp14:sizeRelV>
+          </wp:anchor>
+        </w:drawing>
+      </w:r>
+      <w:r>
+        <w:t>Часть 2 Шаг 1</w:t>
+      </w:r>
+    </w:p>
+    <w:p/>
+    <w:p/>
+    <w:p>
+      <w:r>
+        <w:lastRenderedPageBreak/>
+        <w:drawing>
+          <wp:anchor distT="0" distB="0" distL="114300" distR="114300" simplePos="0" relativeHeight="251662336" behindDoc="0" locked="0" layoutInCell="1" allowOverlap="1" wp14:anchorId="674F5E78" wp14:editId="15B0C06F">
+            <wp:simplePos x="0" y="0"/>
+            <wp:positionH relativeFrom="column">
+              <wp:posOffset>-1080498</wp:posOffset>
+            </wp:positionH>
+            <wp:positionV relativeFrom="paragraph">
+              <wp:posOffset>289201</wp:posOffset>
+            </wp:positionV>
+            <wp:extent cx="7545506" cy="4244196"/>
+            <wp:effectExtent l="0" t="0" r="0" b="4445"/>
+            <wp:wrapSquare wrapText="bothSides"/>
+            <wp:docPr id="5" name="Рисунок 5"/>
+            <wp:cNvGraphicFramePr>
+              <a:graphicFrameLocks xmlns:a="http://schemas.openxmlformats.org/drawingml/2006/main" noChangeAspect="1"/>
+            </wp:cNvGraphicFramePr>
+            <a:graphic xmlns:a="http://schemas.openxmlformats.org/drawingml/2006/main">
+              <a:graphicData uri="http://schemas.openxmlformats.org/drawingml/2006/picture">
+                <pic:pic xmlns:pic="http://schemas.openxmlformats.org/drawingml/2006/picture">
+                  <pic:nvPicPr>
+                    <pic:cNvPr id="1" name=""/>
+                    <pic:cNvPicPr/>
+                  </pic:nvPicPr>
+                  <pic:blipFill>
+                    <a:blip r:embed="rId10" cstate="print">
+                      <a:extLst>
+                        <a:ext uri="{28A0092B-C50C-407E-A947-70E740481C1C}">
+                          <a14:useLocalDpi xmlns:a14="http://schemas.microsoft.com/office/drawing/2010/main" val="0"/>
+                        </a:ext>
+                      </a:extLst>
+                    </a:blip>
+                    <a:stretch>
+                      <a:fillRect/>
+                    </a:stretch>
+                  </pic:blipFill>
+                  <pic:spPr>
+                    <a:xfrm>
+                      <a:off x="0" y="0"/>
+                      <a:ext cx="7561146" cy="4252993"/>
+                    </a:xfrm>
+                    <a:prstGeom prst="rect">
+                      <a:avLst/>
+                    </a:prstGeom>
+                  </pic:spPr>
+                </pic:pic>
+              </a:graphicData>
+            </a:graphic>
+            <wp14:sizeRelH relativeFrom="page">
+              <wp14:pctWidth>0</wp14:pctWidth>
+            </wp14:sizeRelH>
+            <wp14:sizeRelV relativeFrom="page">
+              <wp14:pctHeight>0</wp14:pctHeight>
+            </wp14:sizeRelV>
+          </wp:anchor>
+        </w:drawing>
+      </w:r>
+      <w:r>
+        <w:t xml:space="preserve">Шаг 2 </w:t>
+      </w:r>
+    </w:p>
+    <w:p>
+      <w:pPr>
+        <w:rPr>
+          <w:lang w:val="en-US"/>
+        </w:rPr>
+      </w:pPr>
+      <w:r>
+        <w:drawing>
+          <wp:anchor distT="0" distB="0" distL="114300" distR="114300" simplePos="0" relativeHeight="251663360" behindDoc="0" locked="0" layoutInCell="1" allowOverlap="1" wp14:anchorId="7722FF49" wp14:editId="6EDD86E4">
+            <wp:simplePos x="0" y="0"/>
+            <wp:positionH relativeFrom="column">
+              <wp:posOffset>-1080135</wp:posOffset>
+            </wp:positionH>
+            <wp:positionV relativeFrom="paragraph">
+              <wp:posOffset>4540885</wp:posOffset>
+            </wp:positionV>
+            <wp:extent cx="7552690" cy="4248150"/>
+            <wp:effectExtent l="0" t="0" r="0" b="0"/>
+            <wp:wrapSquare wrapText="bothSides"/>
+            <wp:docPr id="7" name="Рисунок 7"/>
+            <wp:cNvGraphicFramePr>
+              <a:graphicFrameLocks xmlns:a="http://schemas.openxmlformats.org/drawingml/2006/main" noChangeAspect="1"/>
+            </wp:cNvGraphicFramePr>
+            <a:graphic xmlns:a="http://schemas.openxmlformats.org/drawingml/2006/main">
+              <a:graphicData uri="http://schemas.openxmlformats.org/drawingml/2006/picture">
+                <pic:pic xmlns:pic="http://schemas.openxmlformats.org/drawingml/2006/picture">
+                  <pic:nvPicPr>
+                    <pic:cNvPr id="1" name=""/>
+                    <pic:cNvPicPr/>
+                  </pic:nvPicPr>
+                  <pic:blipFill>
+                    <a:blip r:embed="rId11" cstate="print">
+                      <a:extLst>
+                        <a:ext uri="{28A0092B-C50C-407E-A947-70E740481C1C}">
+                          <a14:useLocalDpi xmlns:a14="http://schemas.microsoft.com/office/drawing/2010/main" val="0"/>
+                        </a:ext>
+                      </a:extLst>
+                    </a:blip>
+                    <a:stretch>
+                      <a:fillRect/>
+                    </a:stretch>
+                  </pic:blipFill>
+                  <pic:spPr>
+                    <a:xfrm>
+                      <a:off x="0" y="0"/>
+                      <a:ext cx="7552690" cy="4248150"/>
+                    </a:xfrm>
+                    <a:prstGeom prst="rect">
+                      <a:avLst/>
+                    </a:prstGeom>
+                  </pic:spPr>
+                </pic:pic>
+              </a:graphicData>
+            </a:graphic>
+            <wp14:sizeRelH relativeFrom="page">
+              <wp14:pctWidth>0</wp14:pctWidth>
+            </wp14:sizeRelH>
+            <wp14:sizeRelV relativeFrom="page">
+              <wp14:pctHeight>0</wp14:pctHeight>
+            </wp14:sizeRelV>
+          </wp:anchor>
+        </w:drawing>
+      </w:r>
+      <w:r>
+        <w:t xml:space="preserve">Шаг </w:t>
+      </w:r>
+      <w:proofErr w:type="gramStart"/>
+      <w:r>
+        <w:t xml:space="preserve">3  </w:t>
+      </w:r>
+      <w:r>
+        <w:rPr>
+          <w:lang w:val="en-US"/>
+        </w:rPr>
+        <w:t>c</w:t>
+      </w:r>
+      <w:proofErr w:type="gramEnd"/>
+      <w:r>
+        <w:rPr>
+          <w:lang w:val="en-US"/>
+        </w:rPr>
+        <w:t>)</w:t>
+      </w:r>
+    </w:p>
+    <w:p/>
+    <w:p>
+      <w:pPr>
+        <w:rPr>
+          <w:lang w:val="en-US"/>
+        </w:rPr>
+      </w:pPr>
+      <w:r>
+        <w:lastRenderedPageBreak/>
+        <w:drawing>
+          <wp:anchor distT="0" distB="0" distL="114300" distR="114300" simplePos="0" relativeHeight="251664384" behindDoc="0" locked="0" layoutInCell="1" allowOverlap="1" wp14:anchorId="424FFCC8" wp14:editId="11CD4711">
+            <wp:simplePos x="0" y="0"/>
+            <wp:positionH relativeFrom="column">
+              <wp:posOffset>-1080194</wp:posOffset>
+            </wp:positionH>
+            <wp:positionV relativeFrom="paragraph">
+              <wp:posOffset>289201</wp:posOffset>
+            </wp:positionV>
+            <wp:extent cx="7536312" cy="4239024"/>
+            <wp:effectExtent l="0" t="0" r="7620" b="9525"/>
+            <wp:wrapSquare wrapText="bothSides"/>
+            <wp:docPr id="12" name="Рисунок 12"/>
+            <wp:cNvGraphicFramePr>
+              <a:graphicFrameLocks xmlns:a="http://schemas.openxmlformats.org/drawingml/2006/main" noChangeAspect="1"/>
+            </wp:cNvGraphicFramePr>
+            <a:graphic xmlns:a="http://schemas.openxmlformats.org/drawingml/2006/main">
+              <a:graphicData uri="http://schemas.openxmlformats.org/drawingml/2006/picture">
+                <pic:pic xmlns:pic="http://schemas.openxmlformats.org/drawingml/2006/picture">
+                  <pic:nvPicPr>
+                    <pic:cNvPr id="1" name=""/>
+                    <pic:cNvPicPr/>
+                  </pic:nvPicPr>
+                  <pic:blipFill>
+                    <a:blip r:embed="rId12" cstate="print">
+                      <a:extLst>
+                        <a:ext uri="{28A0092B-C50C-407E-A947-70E740481C1C}">
+                          <a14:useLocalDpi xmlns:a14="http://schemas.microsoft.com/office/drawing/2010/main" val="0"/>
+                        </a:ext>
+                      </a:extLst>
+                    </a:blip>
+                    <a:stretch>
+                      <a:fillRect/>
+                    </a:stretch>
+                  </pic:blipFill>
+                  <pic:spPr>
+                    <a:xfrm>
+                      <a:off x="0" y="0"/>
+                      <a:ext cx="7544893" cy="4243850"/>
+                    </a:xfrm>
+                    <a:prstGeom prst="rect">
+                      <a:avLst/>
+                    </a:prstGeom>
+                  </pic:spPr>
+                </pic:pic>
+              </a:graphicData>
+            </a:graphic>
+            <wp14:sizeRelH relativeFrom="page">
+              <wp14:pctWidth>0</wp14:pctWidth>
+            </wp14:sizeRelH>
+            <wp14:sizeRelV relativeFrom="page">
+              <wp14:pctHeight>0</wp14:pctHeight>
+            </wp14:sizeRelV>
+          </wp:anchor>
+        </w:drawing>
+      </w:r>
+      <w:r>
+        <w:rPr>
+          <w:lang w:val="en-US"/>
+        </w:rPr>
+        <w:t>d)</w:t>
+      </w:r>
+      <w:r>
+        <w:drawing>
+          <wp:anchor distT="0" distB="0" distL="114300" distR="114300" simplePos="0" relativeHeight="251665408" behindDoc="0" locked="0" layoutInCell="1" allowOverlap="1" wp14:anchorId="2B78D7D3" wp14:editId="79FC4C62">
+            <wp:simplePos x="0" y="0"/>
+            <wp:positionH relativeFrom="column">
+              <wp:posOffset>-1080498</wp:posOffset>
+            </wp:positionH>
+            <wp:positionV relativeFrom="paragraph">
+              <wp:posOffset>4540945</wp:posOffset>
+            </wp:positionV>
+            <wp:extent cx="7545506" cy="4244196"/>
+            <wp:effectExtent l="0" t="0" r="0" b="4445"/>
+            <wp:wrapSquare wrapText="bothSides"/>
+            <wp:docPr id="10" name="Рисунок 10"/>
+            <wp:cNvGraphicFramePr>
+              <a:graphicFrameLocks xmlns:a="http://schemas.openxmlformats.org/drawingml/2006/main" noChangeAspect="1"/>
+            </wp:cNvGraphicFramePr>
+            <a:graphic xmlns:a="http://schemas.openxmlformats.org/drawingml/2006/main">
+              <a:graphicData uri="http://schemas.openxmlformats.org/drawingml/2006/picture">
+                <pic:pic xmlns:pic="http://schemas.openxmlformats.org/drawingml/2006/picture">
+                  <pic:nvPicPr>
+                    <pic:cNvPr id="1" name=""/>
+                    <pic:cNvPicPr/>
+                  </pic:nvPicPr>
+                  <pic:blipFill>
+                    <a:blip r:embed="rId13" cstate="print">
+                      <a:extLst>
+                        <a:ext uri="{28A0092B-C50C-407E-A947-70E740481C1C}">
+                          <a14:useLocalDpi xmlns:a14="http://schemas.microsoft.com/office/drawing/2010/main" val="0"/>
+                        </a:ext>
+                      </a:extLst>
+                    </a:blip>
+                    <a:stretch>
+                      <a:fillRect/>
+                    </a:stretch>
+                  </pic:blipFill>
+                  <pic:spPr>
+                    <a:xfrm>
+                      <a:off x="0" y="0"/>
+                      <a:ext cx="7563393" cy="4254257"/>
+                    </a:xfrm>
+                    <a:prstGeom prst="rect">
+                      <a:avLst/>
+                    </a:prstGeom>
+                  </pic:spPr>
+                </pic:pic>
+              </a:graphicData>
+            </a:graphic>
+            <wp14:sizeRelH relativeFrom="page">
+              <wp14:pctWidth>0</wp14:pctWidth>
+            </wp14:sizeRelH>
+            <wp14:sizeRelV relativeFrom="page">
+              <wp14:pctHeight>0</wp14:pctHeight>
+            </wp14:sizeRelV>
+          </wp:anchor>
+        </w:drawing>
+      </w:r>
+    </w:p>
+    <w:p/>
+    <w:p/>
+    <w:p>
+      <w:pPr>
+        <w:rPr>
+          <w:lang w:val="en-US"/>
+        </w:rPr>
+      </w:pPr>
+      <w:r>
+        <w:rPr>
+          <w:b/>
+          <w:bCs/>
+        </w:rPr>
+        <w:lastRenderedPageBreak/>
+        <w:drawing>
+          <wp:anchor distT="0" distB="0" distL="114300" distR="114300" simplePos="0" relativeHeight="251666432" behindDoc="0" locked="0" layoutInCell="1" allowOverlap="1" wp14:anchorId="34D2EF50" wp14:editId="2F2C2ECC">
+            <wp:simplePos x="0" y="0"/>
+            <wp:positionH relativeFrom="column">
+              <wp:posOffset>-1080402</wp:posOffset>
+            </wp:positionH>
+            <wp:positionV relativeFrom="paragraph">
+              <wp:posOffset>289200</wp:posOffset>
+            </wp:positionV>
+            <wp:extent cx="7530169" cy="4235569"/>
+            <wp:effectExtent l="0" t="0" r="0" b="0"/>
+            <wp:wrapSquare wrapText="bothSides"/>
+            <wp:docPr id="14" name="Рисунок 14"/>
+            <wp:cNvGraphicFramePr>
+              <a:graphicFrameLocks xmlns:a="http://schemas.openxmlformats.org/drawingml/2006/main" noChangeAspect="1"/>
+            </wp:cNvGraphicFramePr>
+            <a:graphic xmlns:a="http://schemas.openxmlformats.org/drawingml/2006/main">
+              <a:graphicData uri="http://schemas.openxmlformats.org/drawingml/2006/picture">
+                <pic:pic xmlns:pic="http://schemas.openxmlformats.org/drawingml/2006/picture">
+                  <pic:nvPicPr>
+                    <pic:cNvPr id="1" name=""/>
+                    <pic:cNvPicPr/>
+                  </pic:nvPicPr>
+                  <pic:blipFill>
+                    <a:blip r:embed="rId14" cstate="print">
+                      <a:extLst>
+                        <a:ext uri="{28A0092B-C50C-407E-A947-70E740481C1C}">
+                          <a14:useLocalDpi xmlns:a14="http://schemas.microsoft.com/office/drawing/2010/main" val="0"/>
+                        </a:ext>
+                      </a:extLst>
+                    </a:blip>
+                    <a:stretch>
+                      <a:fillRect/>
+                    </a:stretch>
+                  </pic:blipFill>
+                  <pic:spPr>
+                    <a:xfrm>
+                      <a:off x="0" y="0"/>
+                      <a:ext cx="7539383" cy="4240752"/>
+                    </a:xfrm>
+                    <a:prstGeom prst="rect">
+                      <a:avLst/>
+                    </a:prstGeom>
+                  </pic:spPr>
+                </pic:pic>
+              </a:graphicData>
+            </a:graphic>
+            <wp14:sizeRelH relativeFrom="page">
+              <wp14:pctWidth>0</wp14:pctWidth>
+            </wp14:sizeRelH>
+            <wp14:sizeRelV relativeFrom="page">
+              <wp14:pctHeight>0</wp14:pctHeight>
+            </wp14:sizeRelV>
+          </wp:anchor>
+        </w:drawing>
+      </w:r>
+      <w:r>
+        <w:rPr>
+          <w:lang w:val="en-US"/>
+        </w:rPr>
+        <w:t>e)</w:t>
+      </w:r>
+    </w:p>
+    <w:p>
+      <w:pPr>
+        <w:rPr>
+          <w:b/>
+          <w:bCs/>
+        </w:rPr>
+      </w:pPr>
+      <w:r>
+        <w:drawing>
+          <wp:anchor distT="0" distB="0" distL="114300" distR="114300" simplePos="0" relativeHeight="251667456" behindDoc="0" locked="0" layoutInCell="1" allowOverlap="1" wp14:anchorId="7DB07232" wp14:editId="34579123">
+            <wp:simplePos x="0" y="0"/>
+            <wp:positionH relativeFrom="column">
+              <wp:posOffset>-1080566</wp:posOffset>
+            </wp:positionH>
+            <wp:positionV relativeFrom="paragraph">
+              <wp:posOffset>4523691</wp:posOffset>
+            </wp:positionV>
+            <wp:extent cx="7630607" cy="4292063"/>
+            <wp:effectExtent l="0" t="0" r="8890" b="0"/>
+            <wp:wrapSquare wrapText="bothSides"/>
+            <wp:docPr id="11" name="Рисунок 11"/>
+            <wp:cNvGraphicFramePr>
+              <a:graphicFrameLocks xmlns:a="http://schemas.openxmlformats.org/drawingml/2006/main" noChangeAspect="1"/>
+            </wp:cNvGraphicFramePr>
+            <a:graphic xmlns:a="http://schemas.openxmlformats.org/drawingml/2006/main">
+              <a:graphicData uri="http://schemas.openxmlformats.org/drawingml/2006/picture">
+                <pic:pic xmlns:pic="http://schemas.openxmlformats.org/drawingml/2006/picture">
+                  <pic:nvPicPr>
+                    <pic:cNvPr id="1" name=""/>
+                    <pic:cNvPicPr/>
+                  </pic:nvPicPr>
+                  <pic:blipFill>
+                    <a:blip r:embed="rId15" cstate="print">
+                      <a:extLst>
+                        <a:ext uri="{28A0092B-C50C-407E-A947-70E740481C1C}">
+                          <a14:useLocalDpi xmlns:a14="http://schemas.microsoft.com/office/drawing/2010/main" val="0"/>
+                        </a:ext>
+                      </a:extLst>
+                    </a:blip>
+                    <a:stretch>
+                      <a:fillRect/>
+                    </a:stretch>
+                  </pic:blipFill>
+                  <pic:spPr>
+                    <a:xfrm>
+                      <a:off x="0" y="0"/>
+                      <a:ext cx="7636229" cy="4295225"/>
+                    </a:xfrm>
+                    <a:prstGeom prst="rect">
+                      <a:avLst/>
+                    </a:prstGeom>
+                  </pic:spPr>
+                </pic:pic>
+              </a:graphicData>
+            </a:graphic>
+            <wp14:sizeRelH relativeFrom="page">
+              <wp14:pctWidth>0</wp14:pctWidth>
+            </wp14:sizeRelH>
+            <wp14:sizeRelV relativeFrom="page">
+              <wp14:pctHeight>0</wp14:pctHeight>
+            </wp14:sizeRelV>
+          </wp:anchor>
+        </w:drawing>
+      </w:r>
+    </w:p>
+    <w:p/>
+    <w:p/>
     <w:p/>
     <w:sectPr>
       <w:pgSz w:w="11906" w:h="16838"/>
